--- a/Programacion II/Kit docente/Clase 14/Quiz Clase 14 - VetCare.docx
+++ b/Programacion II/Kit docente/Clase 14/Quiz Clase 14 - VetCare.docx
@@ -323,7 +323,7 @@
           <w:color w:val="2B2B2B"/>
           <w:sz w:val="22"/>
         </w:rPr>
-        <w:t>6. Un video grabado de la ruta feliz, guardado en el equipo y en una memoria USB, sirve como plan B cuando el computador o el videobeam fallan.</w:t>
+        <w:t>6. Un video grabado de la ruta feliz, guardado en el equipo y en una memoria USB, sirve como plan B cuando el computador o la conexion fallan.</w:t>
       </w:r>
     </w:p>
     <w:p>
@@ -379,7 +379,7 @@
           <w:color w:val="2B2B2B"/>
           <w:sz w:val="22"/>
         </w:rPr>
-        <w:t>8. Mencione tres elementos del chequeo pre-vuelo que se hacen antes de conectar el videobeam.</w:t>
+        <w:t>8. Mencione tres elementos del chequeo pre-vuelo que se hacen antes de compartir pantalla en la sustentacion.</w:t>
       </w:r>
     </w:p>
     <w:p>
